--- a/site/docs/localtranscript-datenverarbeitung-de.docx
+++ b/site/docs/localtranscript-datenverarbeitung-de.docx
@@ -515,7 +515,7 @@
         <w:rPr>
           <w:rStyle w:val="VerbatimChar"/>
         </w:rPr>
-        <w:t xml:space="preserve">.qdpx</w:t>
+        <w:t xml:space="preserve">.qdpx.zip</w:t>
       </w:r>
       <w:r>
         <w:t xml:space="preserve">,</w:t>
@@ -533,7 +533,7 @@
         <w:rPr>
           <w:rStyle w:val="VerbatimChar"/>
         </w:rPr>
-        <w:t xml:space="preserve">.enrich.zip</w:t>
+        <w:t xml:space="preserve">.enrich</w:t>
       </w:r>
       <w:r>
         <w:t xml:space="preserve">) werden dorthin geschrieben, wo die</w:t>
